--- a/testakten/robotikrecht-roboterflotte-vellbruck-muenchen/47_privacy_by_design_sprint.docx
+++ b/testakten/robotikrecht-roboterflotte-vellbruck-muenchen/47_privacy_by_design_sprint.docx
@@ -37,7 +37,7 @@
         <w:jc w:val="left"/>
       </w:pPr>
       <w:r>
-        <w:t>Dieses Aktenstück betrifft Sensorik, Minimierung, Löschung. Es ist nicht abschließend freigegeben. Die technische Seite spricht in Versionen, Tickets und Parametern; die rechtliche Seite muss daraus Rollen, Zweckbestimmung, Pflichtenkreis und Beweisrisiko bilden.</w:t>
+        <w:t>Dieser Sprintplan setzt Privacy by Design für AtlasCare und VellNet Control um. Er übersetzt die DSFA-Befunde in konkrete Backlog-Positionen mit Terminen.</w:t>
       </w:r>
     </w:p>
     <w:p>
@@ -56,13 +56,7 @@
         <w:pStyle w:val="ListBullet"/>
       </w:pPr>
       <w:r>
-        <w:rPr>
-          <w:b/>
-        </w:rPr>
-        <w:t>Sensorik:</w:t>
-      </w:r>
-      <w:r>
-        <w:t xml:space="preserve"> Die Akte enthält hierzu widersprüchliche Hinweise. Für die rechtliche Bewertung muss geklärt werden, ob die Aussage aus Vertrag, Anleitung, Produktakte, Marketing, Logdaten oder nachträglicher Krisenkommunikation stammt.</w:t>
+        <w:t>Sensorik: Die Kamera erhält einen hardwareseitigen Aktivierungsindikator und ein signiertes Aktivierungslog; das Mikrofon wird auf Schlüsselwort-Aktivierung umgestellt.</w:t>
       </w:r>
     </w:p>
     <w:p>
@@ -70,13 +64,7 @@
         <w:pStyle w:val="ListBullet"/>
       </w:pPr>
       <w:r>
-        <w:rPr>
-          <w:b/>
-        </w:rPr>
-        <w:t>Minimierung:</w:t>
-      </w:r>
-      <w:r>
-        <w:t xml:space="preserve"> Die Akte enthält hierzu widersprüchliche Hinweise. Für die rechtliche Bewertung muss geklärt werden, ob die Aussage aus Vertrag, Anleitung, Produktakte, Marketing, Logdaten oder nachträglicher Krisenkommunikation stammt.</w:t>
+        <w:t>Minimierung: Die Telemetrie wird auf das für Betrieb und Sicherheit Erforderliche reduziert; Bedienerkennungen werden vor der Cloudübertragung pseudonymisiert.</w:t>
       </w:r>
     </w:p>
     <w:p>
@@ -84,13 +72,7 @@
         <w:pStyle w:val="ListBullet"/>
       </w:pPr>
       <w:r>
-        <w:rPr>
-          <w:b/>
-        </w:rPr>
-        <w:t>Löschung:</w:t>
-      </w:r>
-      <w:r>
-        <w:t xml:space="preserve"> Die Akte enthält hierzu widersprüchliche Hinweise. Für die rechtliche Bewertung muss geklärt werden, ob die Aussage aus Vertrag, Anleitung, Produktakte, Marketing, Logdaten oder nachträglicher Krisenkommunikation stammt.</w:t>
+        <w:t>Löschung: Löschfristen sind je Datenart definiert, aber manuell umgesetzt; die Automatisierung fehlt.</w:t>
       </w:r>
     </w:p>
     <w:p>
@@ -109,7 +91,7 @@
         <w:jc w:val="left"/>
       </w:pPr>
       <w:r>
-        <w:t>Die Unterlage ist bewusst nicht glatt: Vertrieb, Technik, Datenschutz, Qualitätssicherung und Geschäftsführung verwenden nicht immer dieselben Produktnamen. Gerade daraus entsteht das juristische Problem, weil Zweckbestimmung, tatsächliche Nutzung, Werbeaussage und Updatepraxis auseinanderlaufen.</w:t>
+        <w:t>Aus der DSFA-Überarbeitung stammen sieben Backlog-Positionen, darunter Ereignissteuerung der Kamera nachweisbar machen, Löschkonzept automatisieren und Telemetrie pseudonymisieren.</w:t>
       </w:r>
     </w:p>
     <w:p>
@@ -117,23 +99,7 @@
         <w:jc w:val="left"/>
       </w:pPr>
       <w:r>
-        <w:t>Für die rechtliche Bewertung müssen die technischen Annahmen jeweils mit der Produktakte abgeglichen werden. Eine Risikobeurteilung, die nur den Laborzustand beschreibt, trägt den Pilotbetrieb im Lager oder im Pflegezimmer nicht automatisch.</w:t>
-      </w:r>
-    </w:p>
-    <w:p>
-      <w:pPr>
-        <w:jc w:val="left"/>
-      </w:pPr>
-      <w:r>
-        <w:t>Die Akte enthält mehrere Spuren, die sich gegenseitig widersprechen: Der Betreiber spricht von einem autonomen Flottensystem, die CE-Unterlage von einem assistierten Transportmittel, die Marketingfolien von lernender Umgebungserkennung und die Bedienungsanleitung von festen Sicherheitszonen.</w:t>
-      </w:r>
-    </w:p>
-    <w:p>
-      <w:pPr>
-        <w:jc w:val="left"/>
-      </w:pPr>
-      <w:r>
-        <w:t>Die Kanzlei soll keine finale technische Konformität bescheinigen, sondern entscheiden, welche Unterlagen fehlen, welche Sofortmaßnahmen nötig sind und welche Aussagen gegenüber Behörde, Kunden, Versicherer und Betroffenen vertretbar sind.</w:t>
+        <w:t>Der Sprint läuft vom 08.06. bis 19.06.2026; die Ergebnisse fließen in die DSFA-Anlage und die Klinikantwort ein.</w:t>
       </w:r>
     </w:p>
     <w:p>
@@ -152,10 +118,7 @@
         <w:pStyle w:val="Heading3"/>
       </w:pPr>
       <w:r>
-        <w:rPr>
-          <w:rFonts w:ascii="Times New Roman" w:hAnsi="Times New Roman"/>
-        </w:rPr>
-        <w:t>Punkt 1</w:t>
+        <w:t>Sensorik</w:t>
       </w:r>
     </w:p>
     <w:p>
@@ -163,7 +126,15 @@
         <w:jc w:val="left"/>
       </w:pPr>
       <w:r>
-        <w:t>Im Gespräch mit Leonie Rottkamp, Bertram Kiendl und Jasper Rodenwald wurde deutlich, dass die Produktlinie nicht mit einer einzigen rechtlichen Schublade erfasst werden kann. Die Vellbruck Robotics GmbH liefert Hardware, Steuerungssoftware, Cloudfunktionen, Wartung und gelegentlich eine kundenspezifische Parametrisierung. Beim Betreiber Münchner Feinlogistik GmbH wurden Schutzfelder verändert, ohne dass klar ist, ob dies vom Admin-Panel gedeckt oder nur technisch möglich war. Der Pflegepilot im St.-Ludgerus-Klinikum München-Sendling verschärft die Lage, weil dort Sensorik, vulnerable Personen und medizinische Nähe zusammentreffen.</w:t>
+        <w:t>Beide Änderungen werden im Funktionstest dokumentiert; der Test wird Anlage der DSFA und der Patienteninformation.</w:t>
+      </w:r>
+    </w:p>
+    <w:p>
+      <w:pPr>
+        <w:pStyle w:val="Heading3"/>
+      </w:pPr>
+      <w:r>
+        <w:t>Minimierung</w:t>
       </w:r>
     </w:p>
     <w:p>
@@ -171,7 +142,7 @@
         <w:jc w:val="left"/>
       </w:pPr>
       <w:r>
-        <w:t>Für die anwaltliche Bearbeitung sollte zu diesem Punkt eine Belegspur angelegt werden: Dokument, Version, Datum, Verfasser, technische Quelle, rechtliche Relevanz und offene Rückfrage. Besonders gefährlich sind Formulierungen wie „selbstlernend“, „voll autonom“, „MDR-ready“, „sicher ohne Schutzzaun“ oder „keine personenbezogenen Daten“, wenn die technische Dokumentation das nicht trägt.</w:t>
+        <w:t>Die Feldliste vorher/nachher wird dokumentiert; die Pseudonymisierungstabelle verbleibt beim Betreiber, nicht in der Cloud.</w:t>
       </w:r>
     </w:p>
     <w:p>
@@ -179,10 +150,7 @@
         <w:pStyle w:val="Heading3"/>
       </w:pPr>
       <w:r>
-        <w:rPr>
-          <w:rFonts w:ascii="Times New Roman" w:hAnsi="Times New Roman"/>
-        </w:rPr>
-        <w:t>Punkt 2</w:t>
+        <w:t>Löschung</w:t>
       </w:r>
     </w:p>
     <w:p>
@@ -190,150 +158,7 @@
         <w:jc w:val="left"/>
       </w:pPr>
       <w:r>
-        <w:t>Im Gespräch mit Leonie Rottkamp, Bertram Kiendl und Jasper Rodenwald wurde deutlich, dass die Produktlinie nicht mit einer einzigen rechtlichen Schublade erfasst werden kann. Die Vellbruck Robotics GmbH liefert Hardware, Steuerungssoftware, Cloudfunktionen, Wartung und gelegentlich eine kundenspezifische Parametrisierung. Beim Betreiber Münchner Feinlogistik GmbH wurden Schutzfelder verändert, ohne dass klar ist, ob dies vom Admin-Panel gedeckt oder nur technisch möglich war. Der Pflegepilot im St.-Ludgerus-Klinikum München-Sendling verschärft die Lage, weil dort Sensorik, vulnerable Personen und medizinische Nähe zusammentreffen.</w:t>
-      </w:r>
-    </w:p>
-    <w:p>
-      <w:pPr>
-        <w:jc w:val="left"/>
-      </w:pPr>
-      <w:r>
-        <w:t>Für die anwaltliche Bearbeitung sollte zu diesem Punkt eine Belegspur angelegt werden: Dokument, Version, Datum, Verfasser, technische Quelle, rechtliche Relevanz und offene Rückfrage. Besonders gefährlich sind Formulierungen wie „selbstlernend“, „voll autonom“, „MDR-ready“, „sicher ohne Schutzzaun“ oder „keine personenbezogenen Daten“, wenn die technische Dokumentation das nicht trägt.</w:t>
-      </w:r>
-    </w:p>
-    <w:p>
-      <w:pPr>
-        <w:pStyle w:val="Heading3"/>
-      </w:pPr>
-      <w:r>
-        <w:rPr>
-          <w:rFonts w:ascii="Times New Roman" w:hAnsi="Times New Roman"/>
-        </w:rPr>
-        <w:t>Punkt 3</w:t>
-      </w:r>
-    </w:p>
-    <w:p>
-      <w:pPr>
-        <w:jc w:val="left"/>
-      </w:pPr>
-      <w:r>
-        <w:t>Im Gespräch mit Leonie Rottkamp, Bertram Kiendl und Jasper Rodenwald wurde deutlich, dass die Produktlinie nicht mit einer einzigen rechtlichen Schublade erfasst werden kann. Die Vellbruck Robotics GmbH liefert Hardware, Steuerungssoftware, Cloudfunktionen, Wartung und gelegentlich eine kundenspezifische Parametrisierung. Beim Betreiber Münchner Feinlogistik GmbH wurden Schutzfelder verändert, ohne dass klar ist, ob dies vom Admin-Panel gedeckt oder nur technisch möglich war. Der Pflegepilot im St.-Ludgerus-Klinikum München-Sendling verschärft die Lage, weil dort Sensorik, vulnerable Personen und medizinische Nähe zusammentreffen.</w:t>
-      </w:r>
-    </w:p>
-    <w:p>
-      <w:pPr>
-        <w:jc w:val="left"/>
-      </w:pPr>
-      <w:r>
-        <w:t>Für die anwaltliche Bearbeitung sollte zu diesem Punkt eine Belegspur angelegt werden: Dokument, Version, Datum, Verfasser, technische Quelle, rechtliche Relevanz und offene Rückfrage. Besonders gefährlich sind Formulierungen wie „selbstlernend“, „voll autonom“, „MDR-ready“, „sicher ohne Schutzzaun“ oder „keine personenbezogenen Daten“, wenn die technische Dokumentation das nicht trägt.</w:t>
-      </w:r>
-    </w:p>
-    <w:p>
-      <w:pPr>
-        <w:pStyle w:val="Heading3"/>
-      </w:pPr>
-      <w:r>
-        <w:rPr>
-          <w:rFonts w:ascii="Times New Roman" w:hAnsi="Times New Roman"/>
-        </w:rPr>
-        <w:t>Punkt 4</w:t>
-      </w:r>
-    </w:p>
-    <w:p>
-      <w:pPr>
-        <w:jc w:val="left"/>
-      </w:pPr>
-      <w:r>
-        <w:t>Im Gespräch mit Leonie Rottkamp, Bertram Kiendl und Jasper Rodenwald wurde deutlich, dass die Produktlinie nicht mit einer einzigen rechtlichen Schublade erfasst werden kann. Die Vellbruck Robotics GmbH liefert Hardware, Steuerungssoftware, Cloudfunktionen, Wartung und gelegentlich eine kundenspezifische Parametrisierung. Beim Betreiber Münchner Feinlogistik GmbH wurden Schutzfelder verändert, ohne dass klar ist, ob dies vom Admin-Panel gedeckt oder nur technisch möglich war. Der Pflegepilot im St.-Ludgerus-Klinikum München-Sendling verschärft die Lage, weil dort Sensorik, vulnerable Personen und medizinische Nähe zusammentreffen.</w:t>
-      </w:r>
-    </w:p>
-    <w:p>
-      <w:pPr>
-        <w:jc w:val="left"/>
-      </w:pPr>
-      <w:r>
-        <w:t>Für die anwaltliche Bearbeitung sollte zu diesem Punkt eine Belegspur angelegt werden: Dokument, Version, Datum, Verfasser, technische Quelle, rechtliche Relevanz und offene Rückfrage. Besonders gefährlich sind Formulierungen wie „selbstlernend“, „voll autonom“, „MDR-ready“, „sicher ohne Schutzzaun“ oder „keine personenbezogenen Daten“, wenn die technische Dokumentation das nicht trägt.</w:t>
-      </w:r>
-    </w:p>
-    <w:p>
-      <w:pPr>
-        <w:pStyle w:val="Heading3"/>
-      </w:pPr>
-      <w:r>
-        <w:rPr>
-          <w:rFonts w:ascii="Times New Roman" w:hAnsi="Times New Roman"/>
-        </w:rPr>
-        <w:t>Punkt 5</w:t>
-      </w:r>
-    </w:p>
-    <w:p>
-      <w:pPr>
-        <w:jc w:val="left"/>
-      </w:pPr>
-      <w:r>
-        <w:t>Im Gespräch mit Leonie Rottkamp, Bertram Kiendl und Jasper Rodenwald wurde deutlich, dass die Produktlinie nicht mit einer einzigen rechtlichen Schublade erfasst werden kann. Die Vellbruck Robotics GmbH liefert Hardware, Steuerungssoftware, Cloudfunktionen, Wartung und gelegentlich eine kundenspezifische Parametrisierung. Beim Betreiber Münchner Feinlogistik GmbH wurden Schutzfelder verändert, ohne dass klar ist, ob dies vom Admin-Panel gedeckt oder nur technisch möglich war. Der Pflegepilot im St.-Ludgerus-Klinikum München-Sendling verschärft die Lage, weil dort Sensorik, vulnerable Personen und medizinische Nähe zusammentreffen.</w:t>
-      </w:r>
-    </w:p>
-    <w:p>
-      <w:pPr>
-        <w:jc w:val="left"/>
-      </w:pPr>
-      <w:r>
-        <w:t>Für die anwaltliche Bearbeitung sollte zu diesem Punkt eine Belegspur angelegt werden: Dokument, Version, Datum, Verfasser, technische Quelle, rechtliche Relevanz und offene Rückfrage. Besonders gefährlich sind Formulierungen wie „selbstlernend“, „voll autonom“, „MDR-ready“, „sicher ohne Schutzzaun“ oder „keine personenbezogenen Daten“, wenn die technische Dokumentation das nicht trägt.</w:t>
-      </w:r>
-    </w:p>
-    <w:p>
-      <w:pPr>
-        <w:pStyle w:val="Heading3"/>
-      </w:pPr>
-      <w:r>
-        <w:rPr>
-          <w:rFonts w:ascii="Times New Roman" w:hAnsi="Times New Roman"/>
-        </w:rPr>
-        <w:t>Punkt 6</w:t>
-      </w:r>
-    </w:p>
-    <w:p>
-      <w:pPr>
-        <w:jc w:val="left"/>
-      </w:pPr>
-      <w:r>
-        <w:t>Im Gespräch mit Leonie Rottkamp, Bertram Kiendl und Jasper Rodenwald wurde deutlich, dass die Produktlinie nicht mit einer einzigen rechtlichen Schublade erfasst werden kann. Die Vellbruck Robotics GmbH liefert Hardware, Steuerungssoftware, Cloudfunktionen, Wartung und gelegentlich eine kundenspezifische Parametrisierung. Beim Betreiber Münchner Feinlogistik GmbH wurden Schutzfelder verändert, ohne dass klar ist, ob dies vom Admin-Panel gedeckt oder nur technisch möglich war. Der Pflegepilot im St.-Ludgerus-Klinikum München-Sendling verschärft die Lage, weil dort Sensorik, vulnerable Personen und medizinische Nähe zusammentreffen.</w:t>
-      </w:r>
-    </w:p>
-    <w:p>
-      <w:pPr>
-        <w:jc w:val="left"/>
-      </w:pPr>
-      <w:r>
-        <w:t>Für die anwaltliche Bearbeitung sollte zu diesem Punkt eine Belegspur angelegt werden: Dokument, Version, Datum, Verfasser, technische Quelle, rechtliche Relevanz und offene Rückfrage. Besonders gefährlich sind Formulierungen wie „selbstlernend“, „voll autonom“, „MDR-ready“, „sicher ohne Schutzzaun“ oder „keine personenbezogenen Daten“, wenn die technische Dokumentation das nicht trägt.</w:t>
-      </w:r>
-    </w:p>
-    <w:p>
-      <w:pPr>
-        <w:pStyle w:val="Heading3"/>
-      </w:pPr>
-      <w:r>
-        <w:rPr>
-          <w:rFonts w:ascii="Times New Roman" w:hAnsi="Times New Roman"/>
-        </w:rPr>
-        <w:t>Punkt 7</w:t>
-      </w:r>
-    </w:p>
-    <w:p>
-      <w:pPr>
-        <w:jc w:val="left"/>
-      </w:pPr>
-      <w:r>
-        <w:t>Im Gespräch mit Leonie Rottkamp, Bertram Kiendl und Jasper Rodenwald wurde deutlich, dass die Produktlinie nicht mit einer einzigen rechtlichen Schublade erfasst werden kann. Die Vellbruck Robotics GmbH liefert Hardware, Steuerungssoftware, Cloudfunktionen, Wartung und gelegentlich eine kundenspezifische Parametrisierung. Beim Betreiber Münchner Feinlogistik GmbH wurden Schutzfelder verändert, ohne dass klar ist, ob dies vom Admin-Panel gedeckt oder nur technisch möglich war. Der Pflegepilot im St.-Ludgerus-Klinikum München-Sendling verschärft die Lage, weil dort Sensorik, vulnerable Personen und medizinische Nähe zusammentreffen.</w:t>
-      </w:r>
-    </w:p>
-    <w:p>
-      <w:pPr>
-        <w:jc w:val="left"/>
-      </w:pPr>
-      <w:r>
-        <w:t>Für die anwaltliche Bearbeitung sollte zu diesem Punkt eine Belegspur angelegt werden: Dokument, Version, Datum, Verfasser, technische Quelle, rechtliche Relevanz und offene Rückfrage. Besonders gefährlich sind Formulierungen wie „selbstlernend“, „voll autonom“, „MDR-ready“, „sicher ohne Schutzzaun“ oder „keine personenbezogenen Daten“, wenn die technische Dokumentation das nicht trägt.</w:t>
+        <w:t>Die Löschjobs werden automatisiert und protokolliert; der erste Löschlauf wird als Nachweis für die Klinik dokumentiert.</w:t>
       </w:r>
     </w:p>
     <w:p>
@@ -352,7 +177,7 @@
         <w:pStyle w:val="ListBullet"/>
       </w:pPr>
       <w:r>
-        <w:t>Welche Firmware war am Unfalltag tatsächlich aktiv?</w:t>
+        <w:t>Bestätigt der Funktionstest die Schlüsselwort-Aktivierung zuverlässig?</w:t>
       </w:r>
     </w:p>
     <w:p>
@@ -360,7 +185,7 @@
         <w:pStyle w:val="ListBullet"/>
       </w:pPr>
       <w:r>
-        <w:t>Welche Zweckbestimmung steht in der final ausgelieferten Anleitung?</w:t>
+        <w:t>Wo liegt die Pseudonymisierungstabelle organisatorisch?</w:t>
       </w:r>
     </w:p>
     <w:p>
@@ -368,23 +193,7 @@
         <w:pStyle w:val="ListBullet"/>
       </w:pPr>
       <w:r>
-        <w:t>Welche Schutzfeldänderungen waren technisch möglich und vertraglich erlaubt?</w:t>
-      </w:r>
-    </w:p>
-    <w:p>
-      <w:pPr>
-        <w:pStyle w:val="ListBullet"/>
-      </w:pPr>
-      <w:r>
-        <w:t>Welche personenbezogenen Daten werden lokal, in der Cloud und in Supporttickets verarbeitet?</w:t>
-      </w:r>
-    </w:p>
-    <w:p>
-      <w:pPr>
-        <w:pStyle w:val="ListBullet"/>
-      </w:pPr>
-      <w:r>
-        <w:t>Welche Aussagen wurden gegenüber Kunden, Behörde und Versicherer bereits gemacht?</w:t>
+        <w:t>Welche Datenarten behalten längere Fristen und warum?</w:t>
       </w:r>
     </w:p>
     <w:sectPr>
